--- a/tillsyn/A 38454-2026 tillsynsbegäran.docx
+++ b/tillsyn/A 38454-2026 tillsynsbegäran.docx
@@ -247,7 +247,7 @@
     <w:r>
       <w:tab/>
       <w:tab/>
-      <w:t>2026-09-18</w:t>
+      <w:t>2026-09-19</w:t>
       <w:br/>
       <w:br/>
     </w:r>

--- a/tillsyn/A 38454-2026 tillsynsbegäran.docx
+++ b/tillsyn/A 38454-2026 tillsynsbegäran.docx
@@ -247,7 +247,7 @@
     <w:r>
       <w:tab/>
       <w:tab/>
-      <w:t>2026-09-19</w:t>
+      <w:t>2026-09-21</w:t>
       <w:br/>
       <w:br/>
     </w:r>

--- a/tillsyn/A 38454-2026 tillsynsbegäran.docx
+++ b/tillsyn/A 38454-2026 tillsynsbegäran.docx
@@ -247,7 +247,7 @@
     <w:r>
       <w:tab/>
       <w:tab/>
-      <w:t>2026-09-21</w:t>
+      <w:t>2026-09-23</w:t>
       <w:br/>
       <w:br/>
     </w:r>

--- a/tillsyn/A 38454-2026 tillsynsbegäran.docx
+++ b/tillsyn/A 38454-2026 tillsynsbegäran.docx
@@ -247,7 +247,7 @@
     <w:r>
       <w:tab/>
       <w:tab/>
-      <w:t>2026-09-23</w:t>
+      <w:t>2026-09-24</w:t>
       <w:br/>
       <w:br/>
     </w:r>

--- a/tillsyn/A 38454-2026 tillsynsbegäran.docx
+++ b/tillsyn/A 38454-2026 tillsynsbegäran.docx
@@ -247,7 +247,7 @@
     <w:r>
       <w:tab/>
       <w:tab/>
-      <w:t>2026-09-24</w:t>
+      <w:t>2026-09-25</w:t>
       <w:br/>
       <w:br/>
     </w:r>

--- a/tillsyn/A 38454-2026 tillsynsbegäran.docx
+++ b/tillsyn/A 38454-2026 tillsynsbegäran.docx
@@ -247,7 +247,7 @@
     <w:r>
       <w:tab/>
       <w:tab/>
-      <w:t>2026-09-25</w:t>
+      <w:t>2026-09-26</w:t>
       <w:br/>
       <w:br/>
     </w:r>

--- a/tillsyn/A 38454-2026 tillsynsbegäran.docx
+++ b/tillsyn/A 38454-2026 tillsynsbegäran.docx
@@ -247,7 +247,7 @@
     <w:r>
       <w:tab/>
       <w:tab/>
-      <w:t>2026-09-26</w:t>
+      <w:t>2026-09-27</w:t>
       <w:br/>
       <w:br/>
     </w:r>

--- a/tillsyn/A 38454-2026 tillsynsbegäran.docx
+++ b/tillsyn/A 38454-2026 tillsynsbegäran.docx
@@ -247,7 +247,7 @@
     <w:r>
       <w:tab/>
       <w:tab/>
-      <w:t>2026-09-27</w:t>
+      <w:t>2026-09-28</w:t>
       <w:br/>
       <w:br/>
     </w:r>

--- a/tillsyn/A 38454-2026 tillsynsbegäran.docx
+++ b/tillsyn/A 38454-2026 tillsynsbegäran.docx
@@ -247,7 +247,7 @@
     <w:r>
       <w:tab/>
       <w:tab/>
-      <w:t>2026-09-28</w:t>
+      <w:t>2026-09-29</w:t>
       <w:br/>
       <w:br/>
     </w:r>

--- a/tillsyn/A 38454-2026 tillsynsbegäran.docx
+++ b/tillsyn/A 38454-2026 tillsynsbegäran.docx
@@ -7,7 +7,7 @@
         <w:pStyle w:val="Title"/>
       </w:pPr>
       <w:r>
-        <w:t>Tillsynsbegäran – information om höga naturvärden i avverkningsanmälan A 38454-2026 i Vilhelmina kommun</w:t>
+        <w:t>Tillsynsbegäran – information om höga naturvärden och fridlysta arter i avverkningsanmälan A 38454-2026 i Vilhelmina kommun</w:t>
       </w:r>
     </w:p>
     <w:p>
@@ -22,7 +22,7 @@
       <w:r>
         <w:drawing>
           <wp:inline xmlns:a="http://schemas.openxmlformats.org/drawingml/2006/main" xmlns:pic="http://schemas.openxmlformats.org/drawingml/2006/picture">
-            <wp:extent cx="5486400" cy="5262042"/>
+            <wp:extent cx="5486400" cy="5618375"/>
             <wp:docPr id="1" name="Picture 1"/>
             <wp:cNvGraphicFramePr>
               <a:graphicFrameLocks noChangeAspect="1"/>
@@ -43,7 +43,7 @@
                   <pic:spPr>
                     <a:xfrm>
                       <a:off x="0" y="0"/>
-                      <a:ext cx="5486400" cy="5262042"/>
+                      <a:ext cx="5486400" cy="5618375"/>
                     </a:xfrm>
                     <a:prstGeom prst="rect"/>
                   </pic:spPr>
@@ -60,12 +60,12 @@
         <w:spacing w:after="240"/>
       </w:pPr>
       <w:r>
-        <w:t>Figur 1. Fyndplatser för naturvårdsarter i avverkningsanmälan. Markörer utan svart kant är placerade på fyndplatsen. Markörer med svart kant är placerade vid sidan av fyndplatsen och har ett svart streck som visar fyndplatsens exakta position. Kartans mittpunktskoordinat är N 7190409, E 584407 i SWEREF 99 TM.</w:t>
+        <w:t>Figur 1. Fyndplatser för naturvårdsarter i och inom 25 meter från avverkningsanmälan. Markörer utan svart kant är placerade på fyndplatsen. Markörer med svart kant är placerade vid sidan av fyndplatsen och har ett svart streck som visar fyndplatsens exakta position. Kartans mittpunktskoordinat är N 7190409, E 584407 i SWEREF 99 TM.</w:t>
       </w:r>
     </w:p>
     <w:p>
       <w:r>
-        <w:t>I avverkningsanmälan finns fynd av 1 naturvårdsarter, varav 1 är rödlistad och 1 är typisk (T): blå taggsvamp (NT, T). Se Figur 1.</w:t>
+        <w:t>I och inom 25 meter från avverkningsanmälan finns fynd av 4 naturvårdsarter, varav 3 är rödlistade, 1 är fridlyst, 4 är typiska (T) och 1 är signalart (S): garnlav (VU, T), blå taggsvamp (NT, T), dropptaggsvamp (NT, T) och plattlummer (S, T, §9). Se Figur 1.</w:t>
       </w:r>
     </w:p>
     <w:p>
@@ -104,6 +104,35 @@
         <w:rPr>
           <w:b/>
         </w:rPr>
+        <w:t>Garnlav (VU)</w:t>
+      </w:r>
+      <w:r>
+        <w:t xml:space="preserve"> är en utpräglad barrskogsart som ibland kan drapera träden i norrländska grannaturskogar med hög luftfuktighet. Den förekommer även i talldominerade bestånd där den, förutom i trädens grenverk, påträffas hängande över ojämnheter i tallbarken. Arten har minskat starkt i södra och mellersta Sverige och den minskar även i sitt nordliga utbredningsområde. Minskningstakten uppgår till 30 (20–50) % inom 50 år och överstiger gränsvärdet för Sårbar (VU). Orsaken till tillbakagången beror främst på slutavverkningar av naturskogsartade skogar. Bestånd med riklig förekomst bör regelmässigt sparas, vilket även gynnar flera andra sällsynta och rödlistade arter. Garnlav är värdväxt för den mycket sällsynta och akut hotade fjärilen barrskogslavfly (CR) som hör hemma i boreala barrskogar med riklig förekomst av värdväxten. Tidigare kunde arten konstateras årligen på flera platser vid Dala-Floda i Dalarna innan lokalerna kalavverkades. Senaste fyndet i landet av barrskogslavfly är från år 2000 då den påträffades vid Högberget i Sollefteå kommun. Garnlav är typisk art för </w:t>
+      </w:r>
+      <w:r>
+        <w:rPr>
+          <w:i/>
+        </w:rPr>
+        <w:t xml:space="preserve">9010 Taiga </w:t>
+      </w:r>
+      <w:r>
+        <w:t>och</w:t>
+      </w:r>
+      <w:r>
+        <w:rPr>
+          <w:i/>
+        </w:rPr>
+        <w:t xml:space="preserve"> 9070 Trädklädd betesmark</w:t>
+      </w:r>
+      <w:r>
+        <w:t xml:space="preserve"> (SLU Artdatabanken, 2026).</w:t>
+      </w:r>
+    </w:p>
+    <w:p>
+      <w:r>
+        <w:rPr>
+          <w:b/>
+        </w:rPr>
         <w:t xml:space="preserve">Blå taggsvamp (NT) </w:t>
       </w:r>
       <w:r>
@@ -117,6 +146,55 @@
       </w:r>
       <w:r>
         <w:t xml:space="preserve"> (SLU Artdatabanken, 2024; Nitare &amp; Skogsstyrelsen, 2019).</w:t>
+      </w:r>
+    </w:p>
+    <w:p>
+      <w:r>
+        <w:rPr>
+          <w:b/>
+        </w:rPr>
+        <w:t>Dropptaggsvamp (NT)</w:t>
+      </w:r>
+      <w:r>
+        <w:t xml:space="preserve"> bildar mykorrhiza med tall, främst i barrskog med trädkontinuitet, i magra, torra och ljusöppna lavtallskogar och i barrblandskogar med friskmossor och lingon i fältskiktet. Den totala populationen i landet har minskat och bedöms fortsätta minska till följd av slutavverkningar av tallskog. Det är högst oklart om arten långsiktigt kan etablera och reproducera sig i skogsbestånd som brukas med trakthyggesmetoder, markberedning, gödsling eller föryngring med förädlat plantmaterial. Uppfyller kriterierna för att bli rödlistad på grund av ny kunskap som visar att en större andel av populationen än tidigare bedömt är knuten till kontinuitetsbarrskog. Minskningstakten för den svenska populationen bedöms vara nära gränsvärdet för Sårbar (VU). Dropptaggsvamp är typisk art för </w:t>
+      </w:r>
+      <w:r>
+        <w:rPr>
+          <w:i/>
+        </w:rPr>
+        <w:t xml:space="preserve">9010 Taiga </w:t>
+      </w:r>
+      <w:r>
+        <w:t>(SLU Artdatabanken, 2026).</w:t>
+      </w:r>
+    </w:p>
+    <w:p>
+      <w:r>
+        <w:rPr>
+          <w:b/>
+        </w:rPr>
+        <w:t>Plattlummer (§9)</w:t>
+      </w:r>
+      <w:r>
+        <w:t xml:space="preserve"> växer främst i ljusöppna sandtallskogar eller annan gles, torr och brandpräglad hedbarrskog. Den är mest frekvent i olika typer av naturskogar och kontinuitetsskogar och missgynnas markant av slutavverkning och maskinell markberedning. Söder ut i landet förekommer de närstående arterna cypresslummer (EN, §8) och mellanlummer (NT, §9), vilka båda omfattas av EU:s art- och habitatdirektiv. Plattlummer är typisk art för </w:t>
+      </w:r>
+      <w:r>
+        <w:rPr>
+          <w:i/>
+        </w:rPr>
+        <w:t xml:space="preserve">9010 Taiga </w:t>
+      </w:r>
+      <w:r>
+        <w:t>och</w:t>
+      </w:r>
+      <w:r>
+        <w:rPr>
+          <w:i/>
+        </w:rPr>
+        <w:t xml:space="preserve"> 2320 Rissandhedar </w:t>
+      </w:r>
+      <w:r>
+        <w:t>(Nitare &amp; Skogsstyrelsen, 2019; SLU Artdatabanken, 2026).</w:t>
       </w:r>
     </w:p>
     <w:sectPr>
@@ -247,7 +325,7 @@
     <w:r>
       <w:tab/>
       <w:tab/>
-      <w:t>2026-09-29</w:t>
+      <w:t>2026-09-30</w:t>
       <w:br/>
       <w:br/>
     </w:r>

--- a/tillsyn/A 38454-2026 tillsynsbegäran.docx
+++ b/tillsyn/A 38454-2026 tillsynsbegäran.docx
@@ -325,7 +325,7 @@
     <w:r>
       <w:tab/>
       <w:tab/>
-      <w:t>2026-09-30</w:t>
+      <w:t>2026-10-01</w:t>
       <w:br/>
       <w:br/>
     </w:r>

--- a/tillsyn/A 38454-2026 tillsynsbegäran.docx
+++ b/tillsyn/A 38454-2026 tillsynsbegäran.docx
@@ -325,7 +325,7 @@
     <w:r>
       <w:tab/>
       <w:tab/>
-      <w:t>2026-10-01</w:t>
+      <w:t>2026-10-02</w:t>
       <w:br/>
       <w:br/>
     </w:r>

--- a/tillsyn/A 38454-2026 tillsynsbegäran.docx
+++ b/tillsyn/A 38454-2026 tillsynsbegäran.docx
@@ -325,7 +325,7 @@
     <w:r>
       <w:tab/>
       <w:tab/>
-      <w:t>2026-10-02</w:t>
+      <w:t>2026-10-03</w:t>
       <w:br/>
       <w:br/>
     </w:r>

--- a/tillsyn/A 38454-2026 tillsynsbegäran.docx
+++ b/tillsyn/A 38454-2026 tillsynsbegäran.docx
@@ -325,7 +325,7 @@
     <w:r>
       <w:tab/>
       <w:tab/>
-      <w:t>2026-10-03</w:t>
+      <w:t>2026-10-04</w:t>
       <w:br/>
       <w:br/>
     </w:r>

--- a/tillsyn/A 38454-2026 tillsynsbegäran.docx
+++ b/tillsyn/A 38454-2026 tillsynsbegäran.docx
@@ -325,7 +325,7 @@
     <w:r>
       <w:tab/>
       <w:tab/>
-      <w:t>2026-10-04</w:t>
+      <w:t>2026-10-05</w:t>
       <w:br/>
       <w:br/>
     </w:r>

--- a/tillsyn/A 38454-2026 tillsynsbegäran.docx
+++ b/tillsyn/A 38454-2026 tillsynsbegäran.docx
@@ -325,7 +325,7 @@
     <w:r>
       <w:tab/>
       <w:tab/>
-      <w:t>2026-10-05</w:t>
+      <w:t>2026-10-06</w:t>
       <w:br/>
       <w:br/>
     </w:r>

--- a/tillsyn/A 38454-2026 tillsynsbegäran.docx
+++ b/tillsyn/A 38454-2026 tillsynsbegäran.docx
@@ -325,7 +325,7 @@
     <w:r>
       <w:tab/>
       <w:tab/>
-      <w:t>2026-10-06</w:t>
+      <w:t>2026-10-07</w:t>
       <w:br/>
       <w:br/>
     </w:r>

--- a/tillsyn/A 38454-2026 tillsynsbegäran.docx
+++ b/tillsyn/A 38454-2026 tillsynsbegäran.docx
@@ -325,7 +325,7 @@
     <w:r>
       <w:tab/>
       <w:tab/>
-      <w:t>2026-10-07</w:t>
+      <w:t>2026-10-08</w:t>
       <w:br/>
       <w:br/>
     </w:r>

--- a/tillsyn/A 38454-2026 tillsynsbegäran.docx
+++ b/tillsyn/A 38454-2026 tillsynsbegäran.docx
@@ -325,7 +325,7 @@
     <w:r>
       <w:tab/>
       <w:tab/>
-      <w:t>2026-10-08</w:t>
+      <w:t>2026-10-09</w:t>
       <w:br/>
       <w:br/>
     </w:r>

--- a/tillsyn/A 38454-2026 tillsynsbegäran.docx
+++ b/tillsyn/A 38454-2026 tillsynsbegäran.docx
@@ -325,7 +325,7 @@
     <w:r>
       <w:tab/>
       <w:tab/>
-      <w:t>2026-10-09</w:t>
+      <w:t>2026-10-10</w:t>
       <w:br/>
       <w:br/>
     </w:r>

--- a/tillsyn/A 38454-2026 tillsynsbegäran.docx
+++ b/tillsyn/A 38454-2026 tillsynsbegäran.docx
@@ -325,7 +325,7 @@
     <w:r>
       <w:tab/>
       <w:tab/>
-      <w:t>2026-10-10</w:t>
+      <w:t>2026-10-11</w:t>
       <w:br/>
       <w:br/>
     </w:r>

--- a/tillsyn/A 38454-2026 tillsynsbegäran.docx
+++ b/tillsyn/A 38454-2026 tillsynsbegäran.docx
@@ -325,7 +325,7 @@
     <w:r>
       <w:tab/>
       <w:tab/>
-      <w:t>2026-10-11</w:t>
+      <w:t>2026-10-12</w:t>
       <w:br/>
       <w:br/>
     </w:r>

--- a/tillsyn/A 38454-2026 tillsynsbegäran.docx
+++ b/tillsyn/A 38454-2026 tillsynsbegäran.docx
@@ -325,7 +325,7 @@
     <w:r>
       <w:tab/>
       <w:tab/>
-      <w:t>2026-10-12</w:t>
+      <w:t>2026-10-13</w:t>
       <w:br/>
       <w:br/>
     </w:r>

--- a/tillsyn/A 38454-2026 tillsynsbegäran.docx
+++ b/tillsyn/A 38454-2026 tillsynsbegäran.docx
@@ -325,7 +325,7 @@
     <w:r>
       <w:tab/>
       <w:tab/>
-      <w:t>2026-10-13</w:t>
+      <w:t>2026-10-14</w:t>
       <w:br/>
       <w:br/>
     </w:r>

--- a/tillsyn/A 38454-2026 tillsynsbegäran.docx
+++ b/tillsyn/A 38454-2026 tillsynsbegäran.docx
@@ -325,7 +325,7 @@
     <w:r>
       <w:tab/>
       <w:tab/>
-      <w:t>2026-10-14</w:t>
+      <w:t>2026-10-15</w:t>
       <w:br/>
       <w:br/>
     </w:r>

--- a/tillsyn/A 38454-2026 tillsynsbegäran.docx
+++ b/tillsyn/A 38454-2026 tillsynsbegäran.docx
@@ -325,7 +325,7 @@
     <w:r>
       <w:tab/>
       <w:tab/>
-      <w:t>2026-10-15</w:t>
+      <w:t>2026-10-16</w:t>
       <w:br/>
       <w:br/>
     </w:r>

--- a/tillsyn/A 38454-2026 tillsynsbegäran.docx
+++ b/tillsyn/A 38454-2026 tillsynsbegäran.docx
@@ -325,7 +325,7 @@
     <w:r>
       <w:tab/>
       <w:tab/>
-      <w:t>2026-10-16</w:t>
+      <w:t>2026-10-17</w:t>
       <w:br/>
       <w:br/>
     </w:r>

--- a/tillsyn/A 38454-2026 tillsynsbegäran.docx
+++ b/tillsyn/A 38454-2026 tillsynsbegäran.docx
@@ -325,7 +325,7 @@
     <w:r>
       <w:tab/>
       <w:tab/>
-      <w:t>2026-10-17</w:t>
+      <w:t>2026-10-18</w:t>
       <w:br/>
       <w:br/>
     </w:r>

--- a/tillsyn/A 38454-2026 tillsynsbegäran.docx
+++ b/tillsyn/A 38454-2026 tillsynsbegäran.docx
@@ -325,7 +325,7 @@
     <w:r>
       <w:tab/>
       <w:tab/>
-      <w:t>2026-10-18</w:t>
+      <w:t>2026-10-19</w:t>
       <w:br/>
       <w:br/>
     </w:r>

--- a/tillsyn/A 38454-2026 tillsynsbegäran.docx
+++ b/tillsyn/A 38454-2026 tillsynsbegäran.docx
@@ -325,7 +325,7 @@
     <w:r>
       <w:tab/>
       <w:tab/>
-      <w:t>2026-10-19</w:t>
+      <w:t>2026-10-20</w:t>
       <w:br/>
       <w:br/>
     </w:r>

--- a/tillsyn/A 38454-2026 tillsynsbegäran.docx
+++ b/tillsyn/A 38454-2026 tillsynsbegäran.docx
@@ -325,7 +325,7 @@
     <w:r>
       <w:tab/>
       <w:tab/>
-      <w:t>2026-10-20</w:t>
+      <w:t>2026-10-21</w:t>
       <w:br/>
       <w:br/>
     </w:r>

--- a/tillsyn/A 38454-2026 tillsynsbegäran.docx
+++ b/tillsyn/A 38454-2026 tillsynsbegäran.docx
@@ -325,7 +325,7 @@
     <w:r>
       <w:tab/>
       <w:tab/>
-      <w:t>2026-10-21</w:t>
+      <w:t>2026-10-22</w:t>
       <w:br/>
       <w:br/>
     </w:r>

--- a/tillsyn/A 38454-2026 tillsynsbegäran.docx
+++ b/tillsyn/A 38454-2026 tillsynsbegäran.docx
@@ -325,7 +325,7 @@
     <w:r>
       <w:tab/>
       <w:tab/>
-      <w:t>2026-10-22</w:t>
+      <w:t>2026-10-23</w:t>
       <w:br/>
       <w:br/>
     </w:r>

--- a/tillsyn/A 38454-2026 tillsynsbegäran.docx
+++ b/tillsyn/A 38454-2026 tillsynsbegäran.docx
@@ -325,7 +325,7 @@
     <w:r>
       <w:tab/>
       <w:tab/>
-      <w:t>2026-10-23</w:t>
+      <w:t>2026-10-24</w:t>
       <w:br/>
       <w:br/>
     </w:r>

--- a/tillsyn/A 38454-2026 tillsynsbegäran.docx
+++ b/tillsyn/A 38454-2026 tillsynsbegäran.docx
@@ -325,7 +325,7 @@
     <w:r>
       <w:tab/>
       <w:tab/>
-      <w:t>2026-10-24</w:t>
+      <w:t>2026-10-25</w:t>
       <w:br/>
       <w:br/>
     </w:r>

--- a/tillsyn/A 38454-2026 tillsynsbegäran.docx
+++ b/tillsyn/A 38454-2026 tillsynsbegäran.docx
@@ -325,7 +325,7 @@
     <w:r>
       <w:tab/>
       <w:tab/>
-      <w:t>2026-10-25</w:t>
+      <w:t>2026-10-26</w:t>
       <w:br/>
       <w:br/>
     </w:r>

--- a/tillsyn/A 38454-2026 tillsynsbegäran.docx
+++ b/tillsyn/A 38454-2026 tillsynsbegäran.docx
@@ -325,7 +325,7 @@
     <w:r>
       <w:tab/>
       <w:tab/>
-      <w:t>2026-10-26</w:t>
+      <w:t>2026-10-27</w:t>
       <w:br/>
       <w:br/>
     </w:r>

--- a/tillsyn/A 38454-2026 tillsynsbegäran.docx
+++ b/tillsyn/A 38454-2026 tillsynsbegäran.docx
@@ -325,7 +325,7 @@
     <w:r>
       <w:tab/>
       <w:tab/>
-      <w:t>2026-10-27</w:t>
+      <w:t>2026-10-28</w:t>
       <w:br/>
       <w:br/>
     </w:r>

--- a/tillsyn/A 38454-2026 tillsynsbegäran.docx
+++ b/tillsyn/A 38454-2026 tillsynsbegäran.docx
@@ -325,7 +325,7 @@
     <w:r>
       <w:tab/>
       <w:tab/>
-      <w:t>2026-10-28</w:t>
+      <w:t>2026-10-29</w:t>
       <w:br/>
       <w:br/>
     </w:r>

--- a/tillsyn/A 38454-2026 tillsynsbegäran.docx
+++ b/tillsyn/A 38454-2026 tillsynsbegäran.docx
@@ -325,7 +325,7 @@
     <w:r>
       <w:tab/>
       <w:tab/>
-      <w:t>2026-10-29</w:t>
+      <w:t>2026-10-31</w:t>
       <w:br/>
       <w:br/>
     </w:r>
